--- a/assets/files/atelier/ecole/05-mise_en_place_site_web.docx
+++ b/assets/files/atelier/ecole/05-mise_en_place_site_web.docx
@@ -4,7 +4,7 @@
   <w:body>
     <w:tbl>
       <w:tblPr>
-        <w:tblW w:w="10349" w:type="dxa"/>
+        <w:tblW w:w="10407" w:type="dxa"/>
         <w:tblInd w:w="-106" w:type="dxa"/>
         <w:tblBorders>
           <w:top w:val="single" w:sz="4" w:space="0" w:color="auto"/>
@@ -17,18 +17,17 @@
         <w:tblLook w:val="00A0" w:firstRow="1" w:lastRow="0" w:firstColumn="1" w:lastColumn="0" w:noHBand="0" w:noVBand="0"/>
       </w:tblPr>
       <w:tblGrid>
-        <w:gridCol w:w="2978"/>
-        <w:gridCol w:w="1701"/>
-        <w:gridCol w:w="2410"/>
-        <w:gridCol w:w="3260"/>
+        <w:gridCol w:w="4372"/>
+        <w:gridCol w:w="2497"/>
+        <w:gridCol w:w="3538"/>
       </w:tblGrid>
       <w:tr>
         <w:trPr>
-          <w:trHeight w:val="450"/>
+          <w:trHeight w:val="403"/>
         </w:trPr>
         <w:tc>
           <w:tcPr>
-            <w:tcW w:w="2978" w:type="dxa"/>
+            <w:tcW w:w="4372" w:type="dxa"/>
             <w:vMerge w:val="restart"/>
           </w:tcPr>
           <w:p>
@@ -86,7 +85,7 @@
         </w:tc>
         <w:tc>
           <w:tcPr>
-            <w:tcW w:w="4111" w:type="dxa"/>
+            <w:tcW w:w="6035" w:type="dxa"/>
             <w:gridSpan w:val="2"/>
           </w:tcPr>
           <w:p>
@@ -120,42 +119,16 @@
               </w:rPr>
               <w:t>Services Informatiques aux Organisations</w:t>
             </w:r>
-          </w:p>
-        </w:tc>
-        <w:tc>
-          <w:tcPr>
-            <w:tcW w:w="3260" w:type="dxa"/>
-            <w:vMerge w:val="restart"/>
-          </w:tcPr>
-          <w:p>
-            <w:pPr>
-              <w:spacing w:after="0" w:line="240" w:lineRule="auto"/>
-            </w:pPr>
-          </w:p>
-          <w:p>
-            <w:pPr>
-              <w:spacing w:after="0" w:line="240" w:lineRule="auto"/>
-              <w:rPr>
-                <w:noProof/>
-                <w:lang w:eastAsia="fr-FR"/>
-              </w:rPr>
-            </w:pPr>
-          </w:p>
-          <w:p>
-            <w:pPr>
-              <w:spacing w:after="0" w:line="240" w:lineRule="auto"/>
-              <w:jc w:val="center"/>
-            </w:pPr>
           </w:p>
         </w:tc>
       </w:tr>
       <w:tr>
         <w:trPr>
-          <w:trHeight w:val="450"/>
+          <w:trHeight w:val="403"/>
         </w:trPr>
         <w:tc>
           <w:tcPr>
-            <w:tcW w:w="2978" w:type="dxa"/>
+            <w:tcW w:w="4372" w:type="dxa"/>
             <w:vMerge/>
           </w:tcPr>
           <w:p>
@@ -166,7 +139,7 @@
         </w:tc>
         <w:tc>
           <w:tcPr>
-            <w:tcW w:w="1701" w:type="dxa"/>
+            <w:tcW w:w="2497" w:type="dxa"/>
           </w:tcPr>
           <w:p>
             <w:pPr>
@@ -191,7 +164,7 @@
         </w:tc>
         <w:tc>
           <w:tcPr>
-            <w:tcW w:w="2410" w:type="dxa"/>
+            <w:tcW w:w="3538" w:type="dxa"/>
           </w:tcPr>
           <w:p>
             <w:pPr>
@@ -209,27 +182,16 @@
               </w:rPr>
               <w:t>SISR</w:t>
             </w:r>
-          </w:p>
-        </w:tc>
-        <w:tc>
-          <w:tcPr>
-            <w:tcW w:w="3260" w:type="dxa"/>
-            <w:vMerge/>
-          </w:tcPr>
-          <w:p>
-            <w:pPr>
-              <w:pStyle w:val="Default"/>
-            </w:pPr>
           </w:p>
         </w:tc>
       </w:tr>
       <w:tr>
         <w:trPr>
-          <w:trHeight w:val="450"/>
+          <w:trHeight w:val="403"/>
         </w:trPr>
         <w:tc>
           <w:tcPr>
-            <w:tcW w:w="2978" w:type="dxa"/>
+            <w:tcW w:w="4372" w:type="dxa"/>
             <w:vMerge/>
           </w:tcPr>
           <w:p>
@@ -240,7 +202,7 @@
         </w:tc>
         <w:tc>
           <w:tcPr>
-            <w:tcW w:w="1701" w:type="dxa"/>
+            <w:tcW w:w="2497" w:type="dxa"/>
           </w:tcPr>
           <w:p>
             <w:pPr>
@@ -265,7 +227,7 @@
         </w:tc>
         <w:tc>
           <w:tcPr>
-            <w:tcW w:w="2410" w:type="dxa"/>
+            <w:tcW w:w="3538" w:type="dxa"/>
           </w:tcPr>
           <w:p>
             <w:pPr>
@@ -294,46 +256,8 @@
                 <w:sz w:val="23"/>
                 <w:szCs w:val="23"/>
               </w:rPr>
-              <w:t>20</w:t>
-            </w:r>
-            <w:r>
-              <w:rPr>
-                <w:b/>
-                <w:bCs/>
-                <w:sz w:val="23"/>
-                <w:szCs w:val="23"/>
-              </w:rPr>
-              <w:t>/</w:t>
-            </w:r>
-            <w:r>
-              <w:rPr>
-                <w:b/>
-                <w:bCs/>
-                <w:sz w:val="23"/>
-                <w:szCs w:val="23"/>
-              </w:rPr>
-              <w:t>2</w:t>
-            </w:r>
-            <w:r>
-              <w:rPr>
-                <w:b/>
-                <w:bCs/>
-                <w:sz w:val="23"/>
-                <w:szCs w:val="23"/>
-              </w:rPr>
-              <w:t>1</w:t>
-            </w:r>
-          </w:p>
-        </w:tc>
-        <w:tc>
-          <w:tcPr>
-            <w:tcW w:w="3260" w:type="dxa"/>
-            <w:vMerge/>
-          </w:tcPr>
-          <w:p>
-            <w:pPr>
-              <w:pStyle w:val="Default"/>
-            </w:pPr>
+              <w:t>21/22</w:t>
+            </w:r>
           </w:p>
         </w:tc>
       </w:tr>
@@ -766,13 +690,8 @@
               </w:numPr>
               <w:spacing w:after="0" w:line="240" w:lineRule="auto"/>
             </w:pPr>
-            <w:proofErr w:type="spellStart"/>
-            <w:r>
-              <w:t xml:space="preserve">Utiliser </w:t>
-            </w:r>
-            <w:proofErr w:type="spellEnd"/>
-            <w:r>
-              <w:t xml:space="preserve">un CMS type </w:t>
+            <w:r>
+              <w:t xml:space="preserve">Utiliser un CMS type </w:t>
             </w:r>
             <w:proofErr w:type="spellStart"/>
             <w:r>
@@ -1679,6 +1598,9 @@
               <w:spacing w:after="0" w:line="240" w:lineRule="auto"/>
             </w:pPr>
             <w:r>
+              <w:rPr>
+                <w:noProof/>
+              </w:rPr>
               <w:drawing>
                 <wp:inline distT="0" distB="0" distL="0" distR="0" wp14:anchorId="0A6E0D1C" wp14:editId="3AF99834">
                   <wp:extent cx="6299835" cy="1858010"/>
@@ -1742,6 +1664,9 @@
               <w:spacing w:after="0" w:line="240" w:lineRule="auto"/>
             </w:pPr>
             <w:r>
+              <w:rPr>
+                <w:noProof/>
+              </w:rPr>
               <w:drawing>
                 <wp:inline distT="0" distB="0" distL="0" distR="0" wp14:anchorId="086926D0" wp14:editId="0462ED81">
                   <wp:extent cx="2101174" cy="2281578"/>
@@ -1810,6 +1735,9 @@
               <w:spacing w:after="0" w:line="240" w:lineRule="auto"/>
             </w:pPr>
             <w:r>
+              <w:rPr>
+                <w:noProof/>
+              </w:rPr>
               <w:drawing>
                 <wp:inline distT="0" distB="0" distL="0" distR="0" wp14:anchorId="0A3A3371" wp14:editId="08A80FDD">
                   <wp:extent cx="3625174" cy="1132022"/>
@@ -1870,6 +1798,9 @@
               <w:spacing w:after="0" w:line="240" w:lineRule="auto"/>
             </w:pPr>
             <w:r>
+              <w:rPr>
+                <w:noProof/>
+              </w:rPr>
               <w:drawing>
                 <wp:inline distT="0" distB="0" distL="0" distR="0" wp14:anchorId="1A9D0915" wp14:editId="48155B71">
                   <wp:extent cx="4390417" cy="995267"/>
@@ -1925,6 +1856,9 @@
               <w:spacing w:after="0" w:line="240" w:lineRule="auto"/>
             </w:pPr>
             <w:r>
+              <w:rPr>
+                <w:noProof/>
+              </w:rPr>
               <w:lastRenderedPageBreak/>
               <w:drawing>
                 <wp:inline distT="0" distB="0" distL="0" distR="0" wp14:anchorId="79DDC1D4" wp14:editId="457B5955">
@@ -2422,6 +2356,9 @@
               <w:spacing w:after="0" w:line="240" w:lineRule="auto"/>
             </w:pPr>
             <w:r>
+              <w:rPr>
+                <w:noProof/>
+              </w:rPr>
               <w:drawing>
                 <wp:inline distT="0" distB="0" distL="0" distR="0" wp14:anchorId="1DCDBA49" wp14:editId="37860820">
                   <wp:extent cx="3352741" cy="2360876"/>
@@ -2469,6 +2406,9 @@
               <w:spacing w:after="0" w:line="240" w:lineRule="auto"/>
             </w:pPr>
             <w:r>
+              <w:rPr>
+                <w:noProof/>
+              </w:rPr>
               <w:lastRenderedPageBreak/>
               <w:drawing>
                 <wp:inline distT="0" distB="0" distL="0" distR="0" wp14:anchorId="7F09BA92" wp14:editId="5B4258FC">
@@ -2525,28 +2465,7 @@
                 <w:b/>
                 <w:bCs/>
               </w:rPr>
-              <w:t>I</w:t>
-            </w:r>
-            <w:r>
-              <w:rPr>
-                <w:b/>
-                <w:bCs/>
-              </w:rPr>
-              <w:t>I</w:t>
-            </w:r>
-            <w:r>
-              <w:rPr>
-                <w:b/>
-                <w:bCs/>
-              </w:rPr>
-              <w:t xml:space="preserve">/ </w:t>
-            </w:r>
-            <w:r>
-              <w:rPr>
-                <w:b/>
-                <w:bCs/>
-              </w:rPr>
-              <w:t>Réalisation du site web</w:t>
+              <w:t>II/ Réalisation du site web</w:t>
             </w:r>
           </w:p>
           <w:p>
@@ -2624,6 +2543,9 @@
               <w:spacing w:after="0" w:line="240" w:lineRule="auto"/>
             </w:pPr>
             <w:r>
+              <w:rPr>
+                <w:noProof/>
+              </w:rPr>
               <w:drawing>
                 <wp:inline distT="0" distB="0" distL="0" distR="0" wp14:anchorId="65FADCAF" wp14:editId="0223C795">
                   <wp:extent cx="3845668" cy="2401286"/>
@@ -2687,6 +2609,9 @@
               <w:spacing w:after="0" w:line="240" w:lineRule="auto"/>
             </w:pPr>
             <w:r>
+              <w:rPr>
+                <w:noProof/>
+              </w:rPr>
               <w:lastRenderedPageBreak/>
               <w:drawing>
                 <wp:inline distT="0" distB="0" distL="0" distR="0" wp14:anchorId="075ED7BA" wp14:editId="5C86BB15">
@@ -2743,6 +2668,9 @@
               <w:spacing w:after="0" w:line="240" w:lineRule="auto"/>
             </w:pPr>
             <w:r>
+              <w:rPr>
+                <w:noProof/>
+              </w:rPr>
               <w:drawing>
                 <wp:inline distT="0" distB="0" distL="0" distR="0" wp14:anchorId="59E873B8" wp14:editId="45AC3DA6">
                   <wp:extent cx="6299835" cy="3667760"/>
@@ -3852,7 +3780,7 @@
     <w:lsdException w:name="Table Web 2" w:semiHidden="1" w:unhideWhenUsed="1"/>
     <w:lsdException w:name="Table Web 3" w:semiHidden="1" w:unhideWhenUsed="1"/>
     <w:lsdException w:name="Balloon Text" w:semiHidden="1" w:unhideWhenUsed="1"/>
-    <w:lsdException w:name="Table Grid" w:locked="1" w:semiHidden="1" w:uiPriority="0" w:unhideWhenUsed="1"/>
+    <w:lsdException w:name="Table Grid" w:locked="1" w:uiPriority="0"/>
     <w:lsdException w:name="Table Theme" w:semiHidden="1" w:unhideWhenUsed="1"/>
     <w:lsdException w:name="Placeholder Text" w:semiHidden="1"/>
     <w:lsdException w:name="No Spacing" w:uiPriority="1" w:qFormat="1"/>
